--- a/Material/Interviews/1. Qualitative Interview/Qualitative Interview.docx
+++ b/Material/Interviews/1. Qualitative Interview/Qualitative Interview.docx
@@ -35,19 +35,6 @@
         <w:t>Toursim</w:t>
       </w:r>
       <w:proofErr w:type="spellEnd"/>
-    </w:p>
-    <w:p>
-      <w:pPr>
-        <w:pStyle w:val="Citadestacada"/>
-      </w:pPr>
-      <w:r>
-        <w:t>ENGLISH VERSION</w:t>
-      </w:r>
-    </w:p>
-    <w:p>
-      <w:r>
-        <w:t>Thank you for participating. This is an informal conversation. There are no right or wrong answers. I'm interested in understanding how you experience and think about vacations.</w:t>
-      </w:r>
     </w:p>
     <w:tbl>
       <w:tblPr>
@@ -267,18 +254,6 @@
               </w:numPr>
             </w:pPr>
             <w:r>
-              <w:t>Were you alone or with someone?</w:t>
-            </w:r>
-          </w:p>
-          <w:p>
-            <w:pPr>
-              <w:pStyle w:val="Prrafodelista"/>
-              <w:numPr>
-                <w:ilvl w:val="0"/>
-                <w:numId w:val="4"/>
-              </w:numPr>
-            </w:pPr>
-            <w:r>
               <w:t>Was it a good experience? What did you like or dislike?</w:t>
             </w:r>
           </w:p>
@@ -329,26 +304,6 @@
             </w:pPr>
             <w:r>
               <w:t>Where did you search for places?</w:t>
-            </w:r>
-          </w:p>
-          <w:p>
-            <w:pPr>
-              <w:pStyle w:val="Prrafodelista"/>
-              <w:numPr>
-                <w:ilvl w:val="0"/>
-                <w:numId w:val="5"/>
-              </w:numPr>
-            </w:pPr>
-            <w:r>
-              <w:t xml:space="preserve">Can you recall a </w:t>
-            </w:r>
-            <w:proofErr w:type="gramStart"/>
-            <w:r>
-              <w:t>really good</w:t>
-            </w:r>
-            <w:proofErr w:type="gramEnd"/>
-            <w:r>
-              <w:t xml:space="preserve"> and a really bad food experience?</w:t>
             </w:r>
           </w:p>
         </w:tc>
@@ -447,698 +402,15 @@
         <w:t xml:space="preserve"> </w:t>
       </w:r>
       <w:r>
-        <w:t>Would you mind showing me how you would search for your next trip on your phone or computer, as if you were planning it right now?</w:t>
-      </w:r>
-    </w:p>
-    <w:p>
-      <w:pPr>
-        <w:pStyle w:val="Citadestacada"/>
-        <w:rPr>
-          <w:lang w:val="es-AR"/>
-        </w:rPr>
-      </w:pPr>
-      <w:r>
-        <w:rPr>
-          <w:lang w:val="es-AR"/>
-        </w:rPr>
-        <w:t>SPANISH VERSION</w:t>
-      </w:r>
-    </w:p>
-    <w:p>
-      <w:pPr>
-        <w:rPr>
-          <w:lang w:val="es-AR"/>
-        </w:rPr>
-      </w:pPr>
-      <w:r>
-        <w:rPr>
-          <w:lang w:val="es-AR"/>
-        </w:rPr>
-        <w:t xml:space="preserve">Gracias por participar. Esto es una conversación informal. No hay respuestas correctas ni incorrectas. Me interesa conocer cómo vivís y </w:t>
-      </w:r>
-      <w:proofErr w:type="spellStart"/>
-      <w:r>
-        <w:rPr>
-          <w:lang w:val="es-AR"/>
-        </w:rPr>
-        <w:t>pensás</w:t>
-      </w:r>
-      <w:proofErr w:type="spellEnd"/>
-      <w:r>
-        <w:rPr>
-          <w:lang w:val="es-AR"/>
-        </w:rPr>
-        <w:t xml:space="preserve"> tus vacaciones.</w:t>
-      </w:r>
-    </w:p>
-    <w:tbl>
-      <w:tblPr>
-        <w:tblStyle w:val="Tablaconcuadrcula"/>
-        <w:tblW w:w="0" w:type="auto"/>
-        <w:jc w:val="center"/>
-        <w:tblLook w:val="04A0" w:firstRow="1" w:lastRow="0" w:firstColumn="1" w:lastColumn="0" w:noHBand="0" w:noVBand="1"/>
-      </w:tblPr>
-      <w:tblGrid>
-        <w:gridCol w:w="5228"/>
-        <w:gridCol w:w="5228"/>
-      </w:tblGrid>
-      <w:tr>
-        <w:trPr>
-          <w:jc w:val="center"/>
-        </w:trPr>
-        <w:tc>
-          <w:tcPr>
-            <w:tcW w:w="5228" w:type="dxa"/>
-            <w:vAlign w:val="center"/>
-          </w:tcPr>
-          <w:p>
-            <w:pPr>
-              <w:jc w:val="center"/>
-              <w:rPr>
-                <w:b/>
-                <w:bCs/>
-                <w:lang w:val="es-AR"/>
-              </w:rPr>
-            </w:pPr>
-            <w:r>
-              <w:rPr>
-                <w:b/>
-                <w:bCs/>
-                <w:lang w:val="es-AR"/>
-              </w:rPr>
-              <w:t>Pregunta principal</w:t>
-            </w:r>
-          </w:p>
-        </w:tc>
-        <w:tc>
-          <w:tcPr>
-            <w:tcW w:w="5228" w:type="dxa"/>
-            <w:vAlign w:val="center"/>
-          </w:tcPr>
-          <w:p>
-            <w:pPr>
-              <w:jc w:val="center"/>
-              <w:rPr>
-                <w:b/>
-                <w:bCs/>
-                <w:lang w:val="es-AR"/>
-              </w:rPr>
-            </w:pPr>
-            <w:r>
-              <w:rPr>
-                <w:b/>
-                <w:bCs/>
-                <w:lang w:val="es-AR"/>
-              </w:rPr>
-              <w:t>Preguntas adicionales</w:t>
-            </w:r>
-          </w:p>
-        </w:tc>
-      </w:tr>
-      <w:tr>
-        <w:trPr>
-          <w:jc w:val="center"/>
-        </w:trPr>
-        <w:tc>
-          <w:tcPr>
-            <w:tcW w:w="5228" w:type="dxa"/>
-            <w:vAlign w:val="center"/>
-          </w:tcPr>
-          <w:p>
-            <w:pPr>
-              <w:jc w:val="center"/>
-              <w:rPr>
-                <w:lang w:val="es-AR"/>
-              </w:rPr>
-            </w:pPr>
-            <w:r>
-              <w:rPr>
-                <w:lang w:val="es-AR"/>
-              </w:rPr>
-              <w:t xml:space="preserve">Primero, te voy a pedir que recuerdes las últimas veces que te fuiste de vacaciones a algún lugar turístico. Por favor, </w:t>
-            </w:r>
-            <w:proofErr w:type="spellStart"/>
-            <w:r>
-              <w:rPr>
-                <w:lang w:val="es-AR"/>
-              </w:rPr>
-              <w:t>contame</w:t>
-            </w:r>
-            <w:proofErr w:type="spellEnd"/>
-            <w:r>
-              <w:rPr>
-                <w:lang w:val="es-AR"/>
-              </w:rPr>
-              <w:t xml:space="preserve"> cómo es el proceso típico que seguís desde que decidís que </w:t>
-            </w:r>
-            <w:proofErr w:type="spellStart"/>
-            <w:r>
-              <w:rPr>
-                <w:lang w:val="es-AR"/>
-              </w:rPr>
-              <w:t>querés</w:t>
-            </w:r>
-            <w:proofErr w:type="spellEnd"/>
-            <w:r>
-              <w:rPr>
-                <w:lang w:val="es-AR"/>
-              </w:rPr>
-              <w:t xml:space="preserve"> irte de vacaciones hasta que </w:t>
-            </w:r>
-            <w:proofErr w:type="spellStart"/>
-            <w:r>
-              <w:rPr>
-                <w:lang w:val="es-AR"/>
-              </w:rPr>
-              <w:t>tenés</w:t>
-            </w:r>
-            <w:proofErr w:type="spellEnd"/>
-            <w:r>
-              <w:rPr>
-                <w:lang w:val="es-AR"/>
-              </w:rPr>
-              <w:t xml:space="preserve"> todo el viaje organizado.</w:t>
-            </w:r>
-          </w:p>
-        </w:tc>
-        <w:tc>
-          <w:tcPr>
-            <w:tcW w:w="5228" w:type="dxa"/>
-            <w:vAlign w:val="center"/>
-          </w:tcPr>
-          <w:p>
-            <w:pPr>
-              <w:pStyle w:val="Prrafodelista"/>
-              <w:numPr>
-                <w:ilvl w:val="0"/>
-                <w:numId w:val="2"/>
-              </w:numPr>
-              <w:rPr>
-                <w:lang w:val="es-AR"/>
-              </w:rPr>
-            </w:pPr>
-            <w:r>
-              <w:rPr>
-                <w:lang w:val="es-AR"/>
-              </w:rPr>
-              <w:t xml:space="preserve">¿Qué </w:t>
-            </w:r>
-            <w:proofErr w:type="spellStart"/>
-            <w:r>
-              <w:rPr>
-                <w:lang w:val="es-AR"/>
-              </w:rPr>
-              <w:t>considerás</w:t>
-            </w:r>
-            <w:proofErr w:type="spellEnd"/>
-            <w:r>
-              <w:rPr>
-                <w:lang w:val="es-AR"/>
-              </w:rPr>
-              <w:t xml:space="preserve"> para elegir el destino?</w:t>
-            </w:r>
-          </w:p>
-          <w:p>
-            <w:pPr>
-              <w:pStyle w:val="Prrafodelista"/>
-              <w:numPr>
-                <w:ilvl w:val="0"/>
-                <w:numId w:val="2"/>
-              </w:numPr>
-              <w:rPr>
-                <w:lang w:val="es-AR"/>
-              </w:rPr>
-            </w:pPr>
-            <w:r>
-              <w:rPr>
-                <w:lang w:val="es-AR"/>
-              </w:rPr>
-              <w:t>¿</w:t>
-            </w:r>
-            <w:proofErr w:type="spellStart"/>
-            <w:r>
-              <w:rPr>
-                <w:lang w:val="es-AR"/>
-              </w:rPr>
-              <w:t>Buscás</w:t>
-            </w:r>
-            <w:proofErr w:type="spellEnd"/>
-            <w:r>
-              <w:rPr>
-                <w:lang w:val="es-AR"/>
-              </w:rPr>
-              <w:t xml:space="preserve"> información en algún lado para ayudarte a decidir?</w:t>
-            </w:r>
-          </w:p>
-          <w:p>
-            <w:pPr>
-              <w:pStyle w:val="Prrafodelista"/>
-              <w:numPr>
-                <w:ilvl w:val="0"/>
-                <w:numId w:val="2"/>
-              </w:numPr>
-              <w:rPr>
-                <w:lang w:val="es-AR"/>
-              </w:rPr>
-            </w:pPr>
-            <w:r>
-              <w:rPr>
-                <w:lang w:val="es-AR"/>
-              </w:rPr>
-              <w:t xml:space="preserve">¿Cuánto tiempo </w:t>
-            </w:r>
-            <w:proofErr w:type="spellStart"/>
-            <w:r>
-              <w:rPr>
-                <w:lang w:val="es-AR"/>
-              </w:rPr>
-              <w:t>solés</w:t>
-            </w:r>
-            <w:proofErr w:type="spellEnd"/>
-            <w:r>
-              <w:rPr>
-                <w:lang w:val="es-AR"/>
-              </w:rPr>
-              <w:t xml:space="preserve"> tomarte de vacaciones?</w:t>
-            </w:r>
-          </w:p>
-        </w:tc>
-      </w:tr>
-      <w:tr>
-        <w:trPr>
-          <w:jc w:val="center"/>
-        </w:trPr>
-        <w:tc>
-          <w:tcPr>
-            <w:tcW w:w="5228" w:type="dxa"/>
-            <w:vAlign w:val="center"/>
-          </w:tcPr>
-          <w:p>
-            <w:pPr>
-              <w:jc w:val="center"/>
-              <w:rPr>
-                <w:lang w:val="es-AR"/>
-              </w:rPr>
-            </w:pPr>
-            <w:r>
-              <w:rPr>
-                <w:lang w:val="es-AR"/>
-              </w:rPr>
-              <w:t xml:space="preserve">Ahora </w:t>
-            </w:r>
-            <w:proofErr w:type="spellStart"/>
-            <w:r>
-              <w:rPr>
-                <w:lang w:val="es-AR"/>
-              </w:rPr>
-              <w:t>pensá</w:t>
-            </w:r>
-            <w:proofErr w:type="spellEnd"/>
-            <w:r>
-              <w:rPr>
-                <w:lang w:val="es-AR"/>
-              </w:rPr>
-              <w:t xml:space="preserve"> en tu último viaje. ¿Hubo algo que hiciste diferente de lo que me </w:t>
-            </w:r>
-            <w:proofErr w:type="spellStart"/>
-            <w:r>
-              <w:rPr>
-                <w:lang w:val="es-AR"/>
-              </w:rPr>
-              <w:t>acabás</w:t>
-            </w:r>
-            <w:proofErr w:type="spellEnd"/>
-            <w:r>
-              <w:rPr>
-                <w:lang w:val="es-AR"/>
-              </w:rPr>
-              <w:t xml:space="preserve"> de describir?</w:t>
-            </w:r>
-          </w:p>
-        </w:tc>
-        <w:tc>
-          <w:tcPr>
-            <w:tcW w:w="5228" w:type="dxa"/>
-            <w:vAlign w:val="center"/>
-          </w:tcPr>
-          <w:p>
-            <w:pPr>
-              <w:pStyle w:val="Prrafodelista"/>
-              <w:numPr>
-                <w:ilvl w:val="0"/>
-                <w:numId w:val="3"/>
-              </w:numPr>
-              <w:rPr>
-                <w:lang w:val="es-AR"/>
-              </w:rPr>
-            </w:pPr>
-            <w:r>
-              <w:rPr>
-                <w:lang w:val="es-AR"/>
-              </w:rPr>
-              <w:t>Si cambiaste algo, ¿fue para mejor o peor?</w:t>
-            </w:r>
-          </w:p>
-          <w:p>
-            <w:pPr>
-              <w:pStyle w:val="Prrafodelista"/>
-              <w:numPr>
-                <w:ilvl w:val="0"/>
-                <w:numId w:val="3"/>
-              </w:numPr>
-              <w:rPr>
-                <w:lang w:val="es-AR"/>
-              </w:rPr>
-            </w:pPr>
-            <w:r>
-              <w:rPr>
-                <w:lang w:val="es-AR"/>
-              </w:rPr>
-              <w:t>¿Por qué lo cambiaste o dejaste de hacerlo?</w:t>
-            </w:r>
-          </w:p>
-        </w:tc>
-      </w:tr>
-      <w:tr>
-        <w:trPr>
-          <w:jc w:val="center"/>
-        </w:trPr>
-        <w:tc>
-          <w:tcPr>
-            <w:tcW w:w="5228" w:type="dxa"/>
-            <w:vAlign w:val="center"/>
-          </w:tcPr>
-          <w:p>
-            <w:pPr>
-              <w:jc w:val="center"/>
-              <w:rPr>
-                <w:lang w:val="es-AR"/>
-              </w:rPr>
-            </w:pPr>
-            <w:r>
-              <w:rPr>
-                <w:lang w:val="es-AR"/>
-              </w:rPr>
-              <w:t>Siguiendo con tus últimas experiencias, una vez que estabas en el destino, ¿qué hiciste?</w:t>
-            </w:r>
-            <w:r>
-              <w:rPr>
-                <w:lang w:val="es-AR"/>
-              </w:rPr>
-              <w:tab/>
-            </w:r>
-          </w:p>
-        </w:tc>
-        <w:tc>
-          <w:tcPr>
-            <w:tcW w:w="5228" w:type="dxa"/>
-            <w:vAlign w:val="center"/>
-          </w:tcPr>
-          <w:p>
-            <w:pPr>
-              <w:pStyle w:val="Prrafodelista"/>
-              <w:numPr>
-                <w:ilvl w:val="0"/>
-                <w:numId w:val="4"/>
-              </w:numPr>
-              <w:rPr>
-                <w:lang w:val="es-AR"/>
-              </w:rPr>
-            </w:pPr>
-            <w:r>
-              <w:rPr>
-                <w:lang w:val="es-AR"/>
-              </w:rPr>
-              <w:t>¿Realizaste alguna actividad?</w:t>
-            </w:r>
-          </w:p>
-          <w:p>
-            <w:pPr>
-              <w:pStyle w:val="Prrafodelista"/>
-              <w:numPr>
-                <w:ilvl w:val="0"/>
-                <w:numId w:val="4"/>
-              </w:numPr>
-              <w:rPr>
-                <w:lang w:val="es-AR"/>
-              </w:rPr>
-            </w:pPr>
-            <w:r>
-              <w:rPr>
-                <w:lang w:val="es-AR"/>
-              </w:rPr>
-              <w:t>¿Estabas solo/a o acompañado/a?</w:t>
-            </w:r>
-          </w:p>
-          <w:p>
-            <w:pPr>
-              <w:pStyle w:val="Prrafodelista"/>
-              <w:numPr>
-                <w:ilvl w:val="0"/>
-                <w:numId w:val="4"/>
-              </w:numPr>
-              <w:rPr>
-                <w:lang w:val="es-AR"/>
-              </w:rPr>
-            </w:pPr>
-            <w:r>
-              <w:rPr>
-                <w:lang w:val="es-AR"/>
-              </w:rPr>
-              <w:t>¿Fue una buena experiencia? ¿Qué te gustó o no te gustó?</w:t>
-            </w:r>
-          </w:p>
-        </w:tc>
-      </w:tr>
-      <w:tr>
-        <w:trPr>
-          <w:jc w:val="center"/>
-        </w:trPr>
-        <w:tc>
-          <w:tcPr>
-            <w:tcW w:w="5228" w:type="dxa"/>
-            <w:vAlign w:val="center"/>
-          </w:tcPr>
-          <w:p>
-            <w:pPr>
-              <w:jc w:val="center"/>
-              <w:rPr>
-                <w:lang w:val="es-AR"/>
-              </w:rPr>
-            </w:pPr>
-            <w:r>
-              <w:rPr>
-                <w:lang w:val="es-AR"/>
-              </w:rPr>
-              <w:lastRenderedPageBreak/>
-              <w:t>Cuando llegaba la hora de comer, ¿cómo decidías dónde ir y qué comer?</w:t>
-            </w:r>
-            <w:r>
-              <w:rPr>
-                <w:lang w:val="es-AR"/>
-              </w:rPr>
-              <w:tab/>
-            </w:r>
-          </w:p>
-        </w:tc>
-        <w:tc>
-          <w:tcPr>
-            <w:tcW w:w="5228" w:type="dxa"/>
-            <w:vAlign w:val="center"/>
-          </w:tcPr>
-          <w:p>
-            <w:pPr>
-              <w:pStyle w:val="Prrafodelista"/>
-              <w:numPr>
-                <w:ilvl w:val="0"/>
-                <w:numId w:val="5"/>
-              </w:numPr>
-              <w:rPr>
-                <w:lang w:val="es-AR"/>
-              </w:rPr>
-            </w:pPr>
-            <w:r>
-              <w:rPr>
-                <w:lang w:val="es-AR"/>
-              </w:rPr>
-              <w:t>¿Hacías lo mismo para almuerzo y cena?</w:t>
-            </w:r>
-          </w:p>
-          <w:p>
-            <w:pPr>
-              <w:pStyle w:val="Prrafodelista"/>
-              <w:numPr>
-                <w:ilvl w:val="0"/>
-                <w:numId w:val="5"/>
-              </w:numPr>
-              <w:rPr>
-                <w:lang w:val="es-AR"/>
-              </w:rPr>
-            </w:pPr>
-            <w:r>
-              <w:rPr>
-                <w:lang w:val="es-AR"/>
-              </w:rPr>
-              <w:t>¿Dónde buscabas opciones?</w:t>
-            </w:r>
-          </w:p>
-          <w:p>
-            <w:pPr>
-              <w:pStyle w:val="Prrafodelista"/>
-              <w:numPr>
-                <w:ilvl w:val="0"/>
-                <w:numId w:val="5"/>
-              </w:numPr>
-              <w:rPr>
-                <w:lang w:val="es-AR"/>
-              </w:rPr>
-            </w:pPr>
-            <w:r>
-              <w:rPr>
-                <w:lang w:val="es-AR"/>
-              </w:rPr>
-              <w:t>¿Recordás una experiencia gastronómica muy buena y una muy mala?</w:t>
-            </w:r>
-          </w:p>
-        </w:tc>
-      </w:tr>
-      <w:tr>
-        <w:trPr>
-          <w:jc w:val="center"/>
-        </w:trPr>
-        <w:tc>
-          <w:tcPr>
-            <w:tcW w:w="5228" w:type="dxa"/>
-            <w:vAlign w:val="center"/>
-          </w:tcPr>
-          <w:p>
-            <w:pPr>
-              <w:jc w:val="center"/>
-              <w:rPr>
-                <w:lang w:val="es-AR"/>
-              </w:rPr>
-            </w:pPr>
-            <w:r>
-              <w:rPr>
-                <w:lang w:val="es-AR"/>
-              </w:rPr>
-              <w:t>Antes de terminar, ¿me podrías nombrar algunos de tus últimos destinos visitados?</w:t>
-            </w:r>
-          </w:p>
-        </w:tc>
-        <w:tc>
-          <w:tcPr>
-            <w:tcW w:w="5228" w:type="dxa"/>
-            <w:vAlign w:val="center"/>
-          </w:tcPr>
-          <w:p>
-            <w:pPr>
-              <w:pStyle w:val="Prrafodelista"/>
-              <w:numPr>
-                <w:ilvl w:val="0"/>
-                <w:numId w:val="6"/>
-              </w:numPr>
-              <w:rPr>
-                <w:lang w:val="es-AR"/>
-              </w:rPr>
-            </w:pPr>
-            <w:r>
-              <w:rPr>
-                <w:lang w:val="es-AR"/>
-              </w:rPr>
-              <w:t>¿Cuáles te gustaron más y cuáles menos? ¿Por qué?</w:t>
-            </w:r>
-          </w:p>
-        </w:tc>
-      </w:tr>
-      <w:tr>
-        <w:trPr>
-          <w:jc w:val="center"/>
-        </w:trPr>
-        <w:tc>
-          <w:tcPr>
-            <w:tcW w:w="5228" w:type="dxa"/>
-            <w:vAlign w:val="center"/>
-          </w:tcPr>
-          <w:p>
-            <w:pPr>
-              <w:jc w:val="center"/>
-              <w:rPr>
-                <w:lang w:val="es-AR"/>
-              </w:rPr>
-            </w:pPr>
-            <w:r>
-              <w:rPr>
-                <w:lang w:val="es-AR"/>
-              </w:rPr>
-              <w:t>Por último, ¿hay algo más que quieras agregar o que consideres importante resaltar?</w:t>
-            </w:r>
-          </w:p>
-        </w:tc>
-        <w:tc>
-          <w:tcPr>
-            <w:tcW w:w="5228" w:type="dxa"/>
-            <w:vAlign w:val="center"/>
-          </w:tcPr>
-          <w:p>
-            <w:pPr>
-              <w:rPr>
-                <w:lang w:val="es-AR"/>
-              </w:rPr>
-            </w:pPr>
-          </w:p>
-        </w:tc>
-      </w:tr>
-    </w:tbl>
-    <w:p>
-      <w:pPr>
-        <w:rPr>
-          <w:lang w:val="es-AR"/>
-        </w:rPr>
-      </w:pPr>
-    </w:p>
-    <w:p>
-      <w:pPr>
-        <w:rPr>
-          <w:lang w:val="es-AR"/>
-        </w:rPr>
-      </w:pPr>
-      <w:r>
-        <w:rPr>
-          <w:b/>
-          <w:bCs/>
-          <w:lang w:val="es-AR"/>
-        </w:rPr>
-        <w:t>En caso de que el entrevistado se sienta cómodo</w:t>
+        <w:t>Please share your screen.</w:t>
       </w:r>
       <w:r>
-        <w:rPr>
-          <w:lang w:val="es-AR"/>
-        </w:rPr>
-        <w:t>: ¿</w:t>
+        <w:t xml:space="preserve"> </w:t>
       </w:r>
       <w:r>
-        <w:rPr>
-          <w:lang w:val="es-AR"/>
-        </w:rPr>
-        <w:t>Te animás a mostrarme cómo buscarías tu próximo viaje en tu celular o compu</w:t>
+        <w:t>Would you mind showing me how you would search for your next trip on your phone or computer, as if you were planning it right now</w:t>
       </w:r>
       <w:r>
-        <w:rPr>
-          <w:lang w:val="es-AR"/>
-        </w:rPr>
-        <w:t>tadora</w:t>
-      </w:r>
-      <w:r>
-        <w:rPr>
-          <w:lang w:val="es-AR"/>
-        </w:rPr>
-        <w:t>, como si fuera ahora</w:t>
-      </w:r>
-      <w:r>
-        <w:rPr>
-          <w:lang w:val="es-AR"/>
-        </w:rPr>
         <w:t>?</w:t>
       </w:r>
     </w:p>
@@ -2459,6 +1731,7 @@
   <w:style w:type="character" w:default="1" w:styleId="Fuentedeprrafopredeter">
     <w:name w:val="Default Paragraph Font"/>
     <w:uiPriority w:val="1"/>
+    <w:semiHidden/>
     <w:unhideWhenUsed/>
   </w:style>
   <w:style w:type="table" w:default="1" w:styleId="Tablanormal">
